--- a/files/b7/text.docx
+++ b/files/b7/text.docx
@@ -59,19 +59,19 @@
         <w:rPr>
           <w:rtl w:val="0"/>
         </w:rPr>
-        <w:t xml:space="preserve">След шагом я предполагаю, что необходимо в воображении создать как может выглядеть серия попыток приблежающих к моему подленному желанию ( как меняется моя ситуация и куда направлено мое стремление) и предпринять серию попыток. Но при этом каждую попытку необходимо подвергать «остановкам» и рефлексии, для того чтобы провести сверку, туда ли я двигаюсь и не захвачен я опять социальным или другим. Тут стоит отметить что в «Новой ориентации» просчет/логика движения к результату мешает, и возможно только предположить след шаг. (с кочки на кочку в болоте),а просчитать серию и к какому точно результату приведет эта серия не получится. И тут опять на мой взгляд нужна «Воля» (Воля как следованию принятому решению и от которого невозможно отказаться). Т.е эти шаги не просчитанные, а своего рода «творческие».  И одновременно с этим присутствует четкая уверенность/ВЕРА ЧТО У МЕНЯ ЭТО ПОЛУЧИТЬСЯ.  ( тут же вырабатывается карта с ориентирами и проверками)</w:t>
-      </w:r>
-    </w:p>
-    <w:p>
-      <w:pPr>
-        <w:spacing w:after="160" w:lineRule="auto"/>
-        <w:rPr/>
-      </w:pPr>
-      <w:r>
-        <w:rPr>
-          <w:rtl w:val="0"/>
-        </w:rPr>
-        <w:t xml:space="preserve">При рефлексии серии попыток (предположение: первые попытки в любом случае будут проходить из имеющего и привычного опыта), необходимо определить свою Неможность, те выделить как себя необходимо усилить чтобы попытка была удачной. И взаимодействие с другим/другими. В выборе «другого» необходимо быть очень внимательным, тк при этом взаимодействии мы попадаем в ситуацию не только что мы его ориентируем для увеличения нашей можности, но и также он ориентирует меня ( т.е. ситуация взаимоориентирования), и тут необходимо выделить Трасендентали другого и посмотреть как они связаны с моими. ( На 4 дне это привело к интересному эфекту как за очень короткое время сложилась наша схема в группе ) Мое наблюдение показала при соединение с другим и двигаясь по Транстеденталям и дополняя друг друга, меняется скорость движения. При взаимодействие с другими, необходимо отметить что коммуникация должна быть соответствующая.</w:t>
+        <w:t xml:space="preserve">След шагом я предполагаю, что необходимо в воображении создать как может выглядеть серия попыток приближающих к моему подлинному желанию ( как меняется моя ситуация и куда направлено мое стремление) и предпринять серию попыток. Но при этом каждую попытку необходимо подвергать «остановкам» и рефлексии, для того чтобы провести сверку, туда ли я двигаюсь и не захвачен я опять социальным или другим. Тут стоит отметить что в «Новой ориентации» просчет/логика движения к результату мешает, и возможно только предположить след шаг. (с кочки на кочку в болоте),а просчитать серию и к какому точно результату приведет эта серия не получится. И тут опять на мой взгляд нужна «Воля» (Воля как следованию принятому решению и от которого невозможно отказаться). Т.е эти шаги не просчитанные, а своего рода «творческие».  И одновременно с этим присутствует четкая уверенность/ВЕРА ЧТО У МЕНЯ ЭТО ПОЛУЧИТЬСЯ.  ( тут же вырабатывается карта с ориентирами и проверками)</w:t>
+      </w:r>
+    </w:p>
+    <w:p>
+      <w:pPr>
+        <w:spacing w:after="160" w:lineRule="auto"/>
+        <w:rPr/>
+      </w:pPr>
+      <w:r>
+        <w:rPr>
+          <w:rtl w:val="0"/>
+        </w:rPr>
+        <w:t xml:space="preserve">При рефлексии серии попыток (предположение: первые попытки в любом случае будут проходить из имеющего и привычного опыта), необходимо определить свою Неможность, те выделить как себя необходимо усилить чтобы попытка была удачной. И взаимодействие с другим/другими. В выборе «другого» необходимо быть очень внимательным, тк при этом взаимодействии мы попадаем в ситуацию не только что мы его ориентируем для увеличения нашей можности, но и также он ориентирует меня ( т.е. ситуация взаимно ориентирования), и тут необходимо выделить Трасендентали другого и посмотреть как они связаны с моими. ( На 4 дне это привело к интересному эффекту как за очень короткое время сложилась наша схема в группе ) Мое наблюдение показала при соединение с другим и двигаясь по Транстеденталям и дополняя друг друга, меняется скорость движения. При взаимодействие с другими, необходимо отметить что коммуникация должна быть соответствующая.</w:t>
       </w:r>
     </w:p>
     <w:p>
@@ -119,7 +119,7 @@
         <w:rPr>
           <w:rtl w:val="0"/>
         </w:rPr>
-        <w:t xml:space="preserve">Отдельно выделю Текст Зорги тут было два события с одной стороны у части группы сразу возникло отдельное отношение к тексту, а с другой стороны я пытался следовать ему и в тот же момент не покидало чувство «что то не так». Я не мог как то отнестись к этому тексту, как будто создавалось впечатление у группы что надо попробовать другой путь. И только после прояснения наших Трастедент у нас как то быстро случилось совместность и для меня это удивительный момент, тк группа как то быстро начала двигаться по построению схемы. Для меня это было с одной стороны странно, но с другой стороны я до сих пор удивлен увиденный и пережитым. А именно как это быстро сложилось, как происходила коммуникация, как один дополнял другого и это все было одномоментно и слаженно. Впечетление для меня интересны тем, как в обычной жизни создавать такие «ядерные» группы, тк кажется что это может сильно продвинуть к Подленному желанию,  создалось ощущение что при такой же совместности значительно можно себя усиливать.</w:t>
+        <w:t xml:space="preserve">Отдельно выделю Текст Зорги тут было два события с одной стороны у части группы сразу возникло отдельное отношение к тексту, а с другой стороны я пытался следовать ему и в тот же момент не покидало чувство «что то не так». Я не мог как то отнестись к этому тексту, как будто создавалось впечатление у группы что надо попробовать другой путь. И только после прояснения наших Трастедент у нас как то быстро случилось совместность и для меня это удивительный момент, тк группа как то быстро начала двигаться по построению схемы. Для меня это было с одной стороны странно, но с другой стороны я до сих пор удивлен увиденный и пережитым. А именно как это быстро сложилось, как происходила коммуникация, как один дополнял другого и это все было одномоментно и слаженно. Впечатление для меня интересны тем, как в обычной жизни создавать такие «ядерные» группы, тк кажется что это может сильно продвинуть к Подлинному желанию,  создалось ощущение что при такой же совместности значительно можно себя усиливать.</w:t>
       </w:r>
     </w:p>
     <w:p>
@@ -203,7 +203,7 @@
         <w:rPr>
           <w:rtl w:val="0"/>
         </w:rPr>
-        <w:t xml:space="preserve">Пока заметил очень странную штуку, что произошло что-то с моей памятью. Я забыл все детские сказки и песни, я забыл многие моменты по работе которые для меня были важными, судя по всему еще что-то забыл… Хотя с памятью проблем точно небыло.</w:t>
+        <w:t xml:space="preserve">Пока заметил очень странную штуку, что произошло что-то с моей памятью. Я забыл все детские сказки и песни, я забыл многие моменты по работе которые для меня были важными, судя по всему еще что-то забыл… Хотя с памятью проблем точно не было.</w:t>
       </w:r>
     </w:p>
     <w:p>
